--- a/Advanced Reactor Materials/Fall2025/Exam1.docx
+++ b/Advanced Reactor Materials/Fall2025/Exam1.docx
@@ -40,43 +40,32 @@
           <w:rFonts w:ascii="Times New Roman" w:eastAsia="Times New Roman" w:hAnsi="Times New Roman" w:cs="Times New Roman"/>
           <w:b/>
           <w:bCs/>
-          <w:color w:val="383838"/>
-          <w:shd w:val="clear" w:color="auto" w:fill="FFFFFF"/>
-        </w:rPr>
-        <w:t>Advanced Reactor Materials and Materials Performan</w:t>
-      </w:r>
-      <w:r>
+        </w:rPr>
+        <w:t>Exam 1</w:t>
+      </w:r>
+    </w:p>
+    <w:p>
+      <w:pPr>
+        <w:jc w:val="center"/>
         <w:rPr>
           <w:rFonts w:ascii="Times New Roman" w:eastAsia="Times New Roman" w:hAnsi="Times New Roman" w:cs="Times New Roman"/>
           <w:b/>
           <w:bCs/>
         </w:rPr>
-        <w:t>ce</w:t>
-      </w:r>
-    </w:p>
-    <w:p>
-      <w:pPr>
-        <w:rPr>
-          <w:rFonts w:ascii="Times New Roman" w:eastAsia="Times New Roman" w:hAnsi="Times New Roman" w:cs="Times New Roman"/>
-        </w:rPr>
       </w:pPr>
     </w:p>
     <w:p>
       <w:pPr>
         <w:jc w:val="center"/>
         <w:rPr>
-          <w:rFonts w:ascii="Times New Roman" w:eastAsia="Times New Roman" w:hAnsi="Times New Roman" w:cs="Times New Roman"/>
-          <w:b/>
-          <w:bCs/>
-        </w:rPr>
-      </w:pPr>
-      <w:r>
-        <w:rPr>
-          <w:rFonts w:ascii="Times New Roman" w:eastAsia="Times New Roman" w:hAnsi="Times New Roman" w:cs="Times New Roman"/>
-          <w:b/>
-          <w:bCs/>
-        </w:rPr>
-        <w:t>Exam 1</w:t>
+          <w:rFonts w:ascii="Times New Roman" w:hAnsi="Times New Roman" w:cs="Times New Roman"/>
+        </w:rPr>
+      </w:pPr>
+      <w:r>
+        <w:rPr>
+          <w:rFonts w:ascii="Times New Roman" w:hAnsi="Times New Roman" w:cs="Times New Roman"/>
+        </w:rPr>
+        <w:t>Point values correspond to expected depth of response.</w:t>
       </w:r>
     </w:p>
     <w:p>
@@ -179,7 +168,7 @@
         <w:rPr>
           <w:rFonts w:ascii="Times New Roman" w:eastAsia="Times New Roman" w:hAnsi="Times New Roman" w:cs="Times New Roman"/>
         </w:rPr>
-        <w:t>5</w:t>
+        <w:t>0</w:t>
       </w:r>
       <w:r>
         <w:rPr>
@@ -235,7 +224,25 @@
         <w:rPr>
           <w:rFonts w:ascii="Times New Roman" w:eastAsia="Times New Roman" w:hAnsi="Times New Roman" w:cs="Times New Roman"/>
         </w:rPr>
-        <w:t>? (1</w:t>
+        <w:t xml:space="preserve">? </w:t>
+      </w:r>
+      <w:r>
+        <w:rPr>
+          <w:rFonts w:ascii="Times New Roman" w:eastAsia="Times New Roman" w:hAnsi="Times New Roman" w:cs="Times New Roman"/>
+        </w:rPr>
+        <w:t xml:space="preserve">How does this impact swelling? </w:t>
+      </w:r>
+      <w:r>
+        <w:rPr>
+          <w:rFonts w:ascii="Times New Roman" w:eastAsia="Times New Roman" w:hAnsi="Times New Roman" w:cs="Times New Roman"/>
+        </w:rPr>
+        <w:t>(</w:t>
+      </w:r>
+      <w:r>
+        <w:rPr>
+          <w:rFonts w:ascii="Times New Roman" w:eastAsia="Times New Roman" w:hAnsi="Times New Roman" w:cs="Times New Roman"/>
+        </w:rPr>
+        <w:t>1</w:t>
       </w:r>
       <w:r>
         <w:rPr>
@@ -285,44 +292,6 @@
         <w:rPr>
           <w:rFonts w:ascii="Times New Roman" w:eastAsia="Times New Roman" w:hAnsi="Times New Roman" w:cs="Times New Roman"/>
         </w:rPr>
-        <w:t xml:space="preserve">, and why </w:t>
-      </w:r>
-      <w:r>
-        <w:rPr>
-          <w:rFonts w:ascii="Times New Roman" w:eastAsia="Times New Roman" w:hAnsi="Times New Roman" w:cs="Times New Roman"/>
-        </w:rPr>
-        <w:t xml:space="preserve">can </w:t>
-      </w:r>
-      <w:r>
-        <w:rPr>
-          <w:rFonts w:ascii="Times New Roman" w:eastAsia="Times New Roman" w:hAnsi="Times New Roman" w:cs="Times New Roman"/>
-        </w:rPr>
-        <w:t>some</w:t>
-      </w:r>
-      <w:r>
-        <w:rPr>
-          <w:rFonts w:ascii="Times New Roman" w:eastAsia="Times New Roman" w:hAnsi="Times New Roman" w:cs="Times New Roman"/>
-        </w:rPr>
-        <w:t xml:space="preserve">one determine the thermal conductivity </w:t>
-      </w:r>
-      <w:r>
-        <w:rPr>
-          <w:rFonts w:ascii="Times New Roman" w:eastAsia="Times New Roman" w:hAnsi="Times New Roman" w:cs="Times New Roman"/>
-        </w:rPr>
-        <w:t xml:space="preserve">from the swelling in </w:t>
-      </w:r>
-      <w:proofErr w:type="spellStart"/>
-      <w:r>
-        <w:rPr>
-          <w:rFonts w:ascii="Times New Roman" w:eastAsia="Times New Roman" w:hAnsi="Times New Roman" w:cs="Times New Roman"/>
-        </w:rPr>
-        <w:t>SiC</w:t>
-      </w:r>
-      <w:proofErr w:type="spellEnd"/>
-      <w:r>
-        <w:rPr>
-          <w:rFonts w:ascii="Times New Roman" w:eastAsia="Times New Roman" w:hAnsi="Times New Roman" w:cs="Times New Roman"/>
-        </w:rPr>
         <w:t>? (10 pts)</w:t>
       </w:r>
     </w:p>
@@ -341,25 +310,27 @@
         <w:rPr>
           <w:rFonts w:ascii="Times New Roman" w:eastAsia="Times New Roman" w:hAnsi="Times New Roman" w:cs="Times New Roman"/>
         </w:rPr>
-        <w:t>Discuss the role of fission products on the failure of TRISO particles</w:t>
-      </w:r>
-      <w:r>
-        <w:rPr>
-          <w:rFonts w:ascii="Times New Roman" w:eastAsia="Times New Roman" w:hAnsi="Times New Roman" w:cs="Times New Roman"/>
-        </w:rPr>
-        <w:t>? (</w:t>
-      </w:r>
-      <w:r>
-        <w:rPr>
-          <w:rFonts w:ascii="Times New Roman" w:eastAsia="Times New Roman" w:hAnsi="Times New Roman" w:cs="Times New Roman"/>
-        </w:rPr>
-        <w:t>10</w:t>
-      </w:r>
-      <w:r>
-        <w:rPr>
-          <w:rFonts w:ascii="Times New Roman" w:eastAsia="Times New Roman" w:hAnsi="Times New Roman" w:cs="Times New Roman"/>
-        </w:rPr>
-        <w:t xml:space="preserve"> pts)</w:t>
+        <w:t xml:space="preserve">Discuss </w:t>
+      </w:r>
+      <w:r>
+        <w:rPr>
+          <w:rFonts w:ascii="Times New Roman" w:eastAsia="Times New Roman" w:hAnsi="Times New Roman" w:cs="Times New Roman"/>
+        </w:rPr>
+        <w:t xml:space="preserve">fission product chemistry in the fuel kernel and the </w:t>
+      </w:r>
+      <w:proofErr w:type="spellStart"/>
+      <w:r>
+        <w:rPr>
+          <w:rFonts w:ascii="Times New Roman" w:eastAsia="Times New Roman" w:hAnsi="Times New Roman" w:cs="Times New Roman"/>
+        </w:rPr>
+        <w:t>SiC</w:t>
+      </w:r>
+      <w:proofErr w:type="spellEnd"/>
+      <w:r>
+        <w:rPr>
+          <w:rFonts w:ascii="Times New Roman" w:eastAsia="Times New Roman" w:hAnsi="Times New Roman" w:cs="Times New Roman"/>
+        </w:rPr>
+        <w:t xml:space="preserve"> layer. (10 pts)</w:t>
       </w:r>
     </w:p>
     <w:p>
@@ -383,7 +354,13 @@
         <w:rPr>
           <w:rFonts w:ascii="Times New Roman" w:eastAsia="Times New Roman" w:hAnsi="Times New Roman" w:cs="Times New Roman"/>
         </w:rPr>
-        <w:t xml:space="preserve">5 </w:t>
+        <w:t>5</w:t>
+      </w:r>
+      <w:r>
+        <w:rPr>
+          <w:rFonts w:ascii="Times New Roman" w:eastAsia="Times New Roman" w:hAnsi="Times New Roman" w:cs="Times New Roman"/>
+        </w:rPr>
+        <w:t xml:space="preserve"> </w:t>
       </w:r>
       <w:r>
         <w:rPr>
@@ -407,7 +384,19 @@
         <w:rPr>
           <w:rFonts w:ascii="Times New Roman" w:eastAsia="Times New Roman" w:hAnsi="Times New Roman" w:cs="Times New Roman"/>
         </w:rPr>
-        <w:t>List three types of failure mechanisms for TRISO particles. (</w:t>
+        <w:t xml:space="preserve">List </w:t>
+      </w:r>
+      <w:r>
+        <w:rPr>
+          <w:rFonts w:ascii="Times New Roman" w:eastAsia="Times New Roman" w:hAnsi="Times New Roman" w:cs="Times New Roman"/>
+        </w:rPr>
+        <w:t xml:space="preserve">and explain </w:t>
+      </w:r>
+      <w:r>
+        <w:rPr>
+          <w:rFonts w:ascii="Times New Roman" w:eastAsia="Times New Roman" w:hAnsi="Times New Roman" w:cs="Times New Roman"/>
+        </w:rPr>
+        <w:t>three types of failure mechanisms for TRISO particles. (</w:t>
       </w:r>
       <w:r>
         <w:rPr>
@@ -443,7 +432,13 @@
         <w:rPr>
           <w:rFonts w:ascii="Times New Roman" w:eastAsia="Times New Roman" w:hAnsi="Times New Roman" w:cs="Times New Roman"/>
         </w:rPr>
-        <w:t xml:space="preserve">8 </w:t>
+        <w:t>5</w:t>
+      </w:r>
+      <w:r>
+        <w:rPr>
+          <w:rFonts w:ascii="Times New Roman" w:eastAsia="Times New Roman" w:hAnsi="Times New Roman" w:cs="Times New Roman"/>
+        </w:rPr>
+        <w:t xml:space="preserve"> </w:t>
       </w:r>
       <w:r>
         <w:rPr>
@@ -463,6 +458,69 @@
         </w:rPr>
         <w:t xml:space="preserve">           </w:t>
       </w:r>
+    </w:p>
+    <w:p>
+      <w:pPr>
+        <w:pStyle w:val="ListParagraph"/>
+        <w:numPr>
+          <w:ilvl w:val="0"/>
+          <w:numId w:val="1"/>
+        </w:numPr>
+        <w:rPr>
+          <w:rFonts w:ascii="Times New Roman" w:eastAsia="Times New Roman" w:hAnsi="Times New Roman" w:cs="Times New Roman"/>
+        </w:rPr>
+      </w:pPr>
+      <w:r>
+        <w:rPr>
+          <w:rFonts w:ascii="Times New Roman" w:eastAsia="Times New Roman" w:hAnsi="Times New Roman" w:cs="Times New Roman"/>
+        </w:rPr>
+        <w:t xml:space="preserve">How does the stress state of the </w:t>
+      </w:r>
+      <w:proofErr w:type="spellStart"/>
+      <w:r>
+        <w:rPr>
+          <w:rFonts w:ascii="Times New Roman" w:eastAsia="Times New Roman" w:hAnsi="Times New Roman" w:cs="Times New Roman"/>
+        </w:rPr>
+        <w:t>SiC</w:t>
+      </w:r>
+      <w:proofErr w:type="spellEnd"/>
+      <w:r>
+        <w:rPr>
+          <w:rFonts w:ascii="Times New Roman" w:eastAsia="Times New Roman" w:hAnsi="Times New Roman" w:cs="Times New Roman"/>
+        </w:rPr>
+        <w:t xml:space="preserve"> layer change over time</w:t>
+      </w:r>
+      <w:r>
+        <w:rPr>
+          <w:rFonts w:ascii="Times New Roman" w:eastAsia="Times New Roman" w:hAnsi="Times New Roman" w:cs="Times New Roman"/>
+        </w:rPr>
+        <w:t>? (</w:t>
+      </w:r>
+      <w:r>
+        <w:rPr>
+          <w:rFonts w:ascii="Times New Roman" w:eastAsia="Times New Roman" w:hAnsi="Times New Roman" w:cs="Times New Roman"/>
+        </w:rPr>
+        <w:t>8</w:t>
+      </w:r>
+      <w:r>
+        <w:rPr>
+          <w:rFonts w:ascii="Times New Roman" w:eastAsia="Times New Roman" w:hAnsi="Times New Roman" w:cs="Times New Roman"/>
+        </w:rPr>
+        <w:t xml:space="preserve"> pts)</w:t>
+      </w:r>
+      <w:r>
+        <w:rPr>
+          <w:rFonts w:ascii="Times New Roman" w:eastAsia="Times New Roman" w:hAnsi="Times New Roman" w:cs="Times New Roman"/>
+        </w:rPr>
+        <w:t xml:space="preserve">               </w:t>
+      </w:r>
+    </w:p>
+    <w:p>
+      <w:pPr>
+        <w:rPr>
+          <w:rFonts w:ascii="Times New Roman" w:eastAsia="Times New Roman" w:hAnsi="Times New Roman" w:cs="Times New Roman"/>
+        </w:rPr>
+      </w:pPr>
     </w:p>
     <w:p>
       <w:pPr>
